--- a/docs/04_HemoPocket_Informatica.docx
+++ b/docs/04_HemoPocket_Informatica.docx
@@ -26,7 +26,7 @@
           <w:color w:val="C41E3A"/>
           <w:sz w:val="29"/>
         </w:rPr>
-        <w:t>Documento técnico y de seguridad para Sistemas de Información</w:t>
+        <w:t>Documento técnico y de seguridad en el marco del proyecto de mejora de la calidad</w:t>
       </w:r>
     </w:p>
     <w:tbl>
@@ -103,7 +103,7 @@
           <w:p>
             <w:r/>
             <w:r>
-              <w:t>Valoración técnica y de seguridad de HemoPocket para su uso en el ámbito asistencial</w:t>
+              <w:t>Valoración técnica y de seguridad en el marco del proyecto "Implantación y evaluación de una herramienta de apoyo a la decisión clínica en Hematología"</w:t>
             </w:r>
           </w:p>
         </w:tc>
@@ -123,7 +123,7 @@
               <w:rPr>
                 <w:b/>
               </w:rPr>
-              <w:t>Promotora</w:t>
+              <w:t>Promotora / IP</w:t>
             </w:r>
           </w:p>
         </w:tc>
@@ -135,6 +135,37 @@
             <w:r/>
             <w:r>
               <w:t>Dra. María Teresa Busnego Barreto — F.E.A. Hematología y Hemoterapia</w:t>
+            </w:r>
+          </w:p>
+        </w:tc>
+      </w:tr>
+      <w:tr>
+        <w:tc>
+          <w:tcPr>
+            <w:tcW w:type="dxa" w:w="4680"/>
+          </w:tcPr>
+          <w:p>
+            <w:r>
+              <w:rPr>
+                <w:b/>
+              </w:rPr>
+            </w:r>
+            <w:r>
+              <w:rPr>
+                <w:b/>
+              </w:rPr>
+              <w:t>Documento adjunto</w:t>
+            </w:r>
+          </w:p>
+        </w:tc>
+        <w:tc>
+          <w:tcPr>
+            <w:tcW w:type="dxa" w:w="4680"/>
+          </w:tcPr>
+          <w:p>
+            <w:r/>
+            <w:r>
+              <w:t>Protocolo de Investigación y Mejora de la Calidad</w:t>
             </w:r>
           </w:p>
         </w:tc>
@@ -196,7 +227,25 @@
         <w:jc w:val="both"/>
       </w:pPr>
       <w:r>
-        <w:t xml:space="preserve">Adjunto la información técnica de </w:t>
+        <w:t xml:space="preserve">En el marco del proyecto de mejora de la calidad </w:t>
+      </w:r>
+      <w:r>
+        <w:rPr>
+          <w:b/>
+        </w:rPr>
+        <w:t>«Implantación y evaluación de una herramienta de apoyo a la decisión clínica en Hematología»</w:t>
+      </w:r>
+      <w:r>
+        <w:t xml:space="preserve"> (protocolo adjunto), solicito su </w:t>
+      </w:r>
+      <w:r>
+        <w:rPr>
+          <w:b/>
+        </w:rPr>
+        <w:t>valoración técnica y de seguridad</w:t>
+      </w:r>
+      <w:r>
+        <w:t xml:space="preserve"> de la herramienta </w:t>
       </w:r>
       <w:r>
         <w:rPr>
@@ -205,16 +254,16 @@
         <w:t>HemoPocket</w:t>
       </w:r>
       <w:r>
-        <w:t xml:space="preserve"> para su valoración de seguridad y compatibilidad con la infraestructura del centro. La herramienta está </w:t>
+        <w:t xml:space="preserve">. Está diseñada para </w:t>
       </w:r>
       <w:r>
         <w:rPr>
           <w:b/>
         </w:rPr>
-        <w:t>diseñada para no introducir carga ni riesgos</w:t>
+        <w:t>no introducir carga ni riesgos</w:t>
       </w:r>
       <w:r>
-        <w:t xml:space="preserve"> en la infraestructura corporativa, como se detalla a continuación.</w:t>
+        <w:t xml:space="preserve"> en la infraestructura corporativa, como se detalla a continuación. Su validación es un requisito previo a la fase de implantación del proyecto.</w:t>
       </w:r>
     </w:p>
     <w:p>
@@ -252,16 +301,7 @@
         <w:t>Aplicación web progresiva (PWA)</w:t>
       </w:r>
       <w:r>
-        <w:t xml:space="preserve"> autocontenida: esencialmente </w:t>
-      </w:r>
-      <w:r>
-        <w:rPr>
-          <w:b/>
-        </w:rPr>
-        <w:t>un único archivo HTML</w:t>
-      </w:r>
-      <w:r>
-        <w:t xml:space="preserve"> (HTML + CSS + JavaScript), sin </w:t>
+        <w:t xml:space="preserve"> autocontenida (HTML + CSS + JavaScript), sin </w:t>
       </w:r>
       <w:r>
         <w:rPr>
@@ -293,7 +333,7 @@
         <w:t>sin privilegios de administrador</w:t>
       </w:r>
       <w:r>
-        <w:t xml:space="preserve"> sobre el equipo.</w:t>
+        <w:t>.</w:t>
       </w:r>
     </w:p>
     <w:p>
@@ -307,7 +347,7 @@
         <w:t>Sin servidor propio del hospital</w:t>
       </w:r>
       <w:r>
-        <w:t>: no añade servidores a mantener en la infraestructura del centro.</w:t>
+        <w:t>: no añade servidores a mantener.</w:t>
       </w:r>
     </w:p>
     <w:p>
@@ -330,25 +370,7 @@
         <w:t>service worker</w:t>
       </w:r>
       <w:r>
-        <w:t xml:space="preserve">: tras la primera carga con conexión, queda disponible sin red. Estrategia </w:t>
-      </w:r>
-      <w:r>
-        <w:rPr>
-          <w:i/>
-        </w:rPr>
-        <w:t>network-first</w:t>
-      </w:r>
-      <w:r>
-        <w:t xml:space="preserve"> para el contenido (siempre la última versión cuando hay conexión) y </w:t>
-      </w:r>
-      <w:r>
-        <w:rPr>
-          <w:i/>
-        </w:rPr>
-        <w:t>cache-first</w:t>
-      </w:r>
-      <w:r>
-        <w:t xml:space="preserve"> para recursos estáticos.</w:t>
+        <w:t xml:space="preserve"> (network-first para contenido; cache-first para recursos estáticos).</w:t>
       </w:r>
     </w:p>
     <w:p>
@@ -435,7 +457,7 @@
           <w:p>
             <w:r/>
             <w:r>
-              <w:t>Firebase Authentication (correo + contraseña), credenciales personales e intransferibles. Sin acceso anónimo.</w:t>
+              <w:t>Firebase Authentication (correo + contraseña); credenciales personales e intransferibles; sin acceso anónimo.</w:t>
             </w:r>
           </w:p>
         </w:tc>
@@ -462,16 +484,7 @@
           <w:p>
             <w:r/>
             <w:r>
-              <w:t xml:space="preserve">Modelo por roles (administrador / editor por sección) con </w:t>
-            </w:r>
-            <w:r>
-              <w:rPr>
-                <w:b/>
-              </w:rPr>
-              <w:t>reglas de seguridad</w:t>
-            </w:r>
-            <w:r>
-              <w:t xml:space="preserve"> publicadas (Firestore y Storage).</w:t>
+              <w:t>Modelo por roles (administrador / editor por sección) con reglas de seguridad publicadas.</w:t>
             </w:r>
           </w:p>
         </w:tc>
@@ -513,15 +526,6 @@
               <w:t>permanecen en el dispositivo</w:t>
             </w:r>
             <w:r>
-              <w:t xml:space="preserve"> y </w:t>
-            </w:r>
-            <w:r>
-              <w:rPr>
-                <w:b/>
-              </w:rPr>
-              <w:t>no se transmiten</w:t>
-            </w:r>
-            <w:r>
               <w:t>.</w:t>
             </w:r>
           </w:p>
@@ -549,7 +553,7 @@
           <w:p>
             <w:r/>
             <w:r>
-              <w:t xml:space="preserve">Correo y UID; preferencias de uso (favoritos/recientes) sincronizadas. Configuración en </w:t>
+              <w:t xml:space="preserve">Correo y UID; preferencias de uso (favoritos/recientes). Configuración en </w:t>
             </w:r>
             <w:r>
               <w:rPr>
@@ -558,16 +562,7 @@
               <w:t>región europea</w:t>
             </w:r>
             <w:r>
-              <w:t xml:space="preserve"> (</w:t>
-            </w:r>
-            <w:r>
-              <w:rPr>
-                <w:i/>
-              </w:rPr>
-              <w:t>europe-west</w:t>
-            </w:r>
-            <w:r>
-              <w:t>).</w:t>
+              <w:t>.</w:t>
             </w:r>
           </w:p>
         </w:tc>
@@ -636,7 +631,25 @@
               <w:t>Ninguna.</w:t>
             </w:r>
             <w:r>
-              <w:t xml:space="preserve"> Se ha eliminado la analítica de uso (Google Analytics) — la app no envía telemetría a terceros.</w:t>
+              <w:t xml:space="preserve"> Se ha eliminado la analítica de uso. </w:t>
+            </w:r>
+            <w:r>
+              <w:rPr>
+                <w:i/>
+              </w:rPr>
+              <w:t>Implicación para el proyecto:</w:t>
+            </w:r>
+            <w:r>
+              <w:t xml:space="preserve"> la adopción se medirá por </w:t>
+            </w:r>
+            <w:r>
+              <w:rPr>
+                <w:b/>
+              </w:rPr>
+              <w:t>cuentas activas y autodeclaración</w:t>
+            </w:r>
+            <w:r>
+              <w:t>, no por rastreo.</w:t>
             </w:r>
           </w:p>
         </w:tc>
@@ -758,7 +771,7 @@
           <w:p>
             <w:r/>
             <w:r>
-              <w:t xml:space="preserve">Necesario para el login. Se </w:t>
+              <w:t xml:space="preserve">Necesario para el login; se </w:t>
             </w:r>
             <w:r>
               <w:rPr>
@@ -767,25 +780,16 @@
               <w:t>cachea offline</w:t>
             </w:r>
             <w:r>
-              <w:t xml:space="preserve"> vía </w:t>
-            </w:r>
-            <w:r>
-              <w:rPr>
-                <w:i/>
-              </w:rPr>
-              <w:t>service worker</w:t>
-            </w:r>
-            <w:r>
               <w:t xml:space="preserve">. </w:t>
             </w:r>
             <w:r>
               <w:rPr>
                 <w:b/>
               </w:rPr>
-              <w:t>Solicitud</w:t>
+              <w:t>Solicitud:</w:t>
             </w:r>
             <w:r>
-              <w:t>: confirmar que el dominio está permitido en la red asistencial.</w:t>
+              <w:t xml:space="preserve"> confirmar que el dominio está permitido en la red asistencial.</w:t>
             </w:r>
           </w:p>
         </w:tc>
@@ -890,7 +894,7 @@
           <w:p>
             <w:r/>
             <w:r>
-              <w:t>Servidas como contenido estático. Ver punto 5.</w:t>
+              <w:t>Contenido estático. Ver punto 5.</w:t>
             </w:r>
           </w:p>
         </w:tc>
@@ -933,22 +937,13 @@
         <w:t>Esto es normal y esperado</w:t>
       </w:r>
       <w:r>
-        <w:t xml:space="preserve"> en aplicaciones de navegador: no es un secreto y </w:t>
+        <w:t xml:space="preserve"> en aplicaciones de navegador: no es un secreto y no concede acceso por sí misma; la seguridad recae en las </w:t>
       </w:r>
       <w:r>
         <w:rPr>
           <w:b/>
         </w:rPr>
-        <w:t>no concede acceso por sí misma</w:t>
-      </w:r>
-      <w:r>
-        <w:t xml:space="preserve">; la seguridad recae en las </w:t>
-      </w:r>
-      <w:r>
-        <w:rPr>
-          <w:b/>
-        </w:rPr>
-        <w:t>reglas de Firestore/Storage</w:t>
+        <w:t>reglas</w:t>
       </w:r>
       <w:r>
         <w:t xml:space="preserve"> y en </w:t>
@@ -974,15 +969,7 @@
         <w:t>Medidas de refuerzo propuestas</w:t>
       </w:r>
       <w:r>
-        <w:t xml:space="preserve"> (configuración en consola, sin cambios de arquitectura):</w:t>
-      </w:r>
-    </w:p>
-    <w:p>
-      <w:pPr>
-        <w:pStyle w:val="ListBullet"/>
-      </w:pPr>
-      <w:r>
-        <w:t xml:space="preserve">Activar </w:t>
+        <w:t xml:space="preserve"> (configuración en consola): activar </w:t>
       </w:r>
       <w:r>
         <w:rPr>
@@ -991,29 +978,16 @@
         <w:t>Firebase App Check</w:t>
       </w:r>
       <w:r>
-        <w:t>.</w:t>
+        <w:t xml:space="preserve">, </w:t>
       </w:r>
-    </w:p>
-    <w:p>
-      <w:pPr>
-        <w:pStyle w:val="ListBullet"/>
-      </w:pPr>
       <w:r>
         <w:rPr>
           <w:b/>
         </w:rPr>
-        <w:t>Restringir la API key por referrer HTTP</w:t>
+        <w:t>restringir la API key por referrer HTTP</w:t>
       </w:r>
       <w:r>
-        <w:t xml:space="preserve"> (dominios autorizados).</w:t>
-      </w:r>
-    </w:p>
-    <w:p>
-      <w:pPr>
-        <w:pStyle w:val="ListBullet"/>
-      </w:pPr>
-      <w:r>
-        <w:t>Revisión periódica de las reglas de seguridad.</w:t>
+        <w:t xml:space="preserve"> y revisar periódicamente las reglas.</w:t>
       </w:r>
     </w:p>
     <w:p>
@@ -1052,22 +1026,13 @@
         <w:t>estático y público</w:t>
       </w:r>
       <w:r>
-        <w:t xml:space="preserve"> en GitHub Pages (aunque la </w:t>
-      </w:r>
-      <w:r>
-        <w:rPr>
-          <w:i/>
-        </w:rPr>
-        <w:t>interfaz</w:t>
-      </w:r>
-      <w:r>
-        <w:t xml:space="preserve"> de la app exija login, una URL directa al PDF sería accesible). Dado que el código documenta que </w:t>
+        <w:t xml:space="preserve"> en GitHub Pages. Dado que el código documenta que la red del hospital </w:t>
       </w:r>
       <w:r>
         <w:rPr>
           <w:b/>
         </w:rPr>
-        <w:t>la red del hospital bloquea Firebase Storage</w:t>
+        <w:t>bloquea Firebase Storage</w:t>
       </w:r>
       <w:r>
         <w:t xml:space="preserve"> pero permite </w:t>
@@ -1080,21 +1045,16 @@
         <w:t>github.io</w:t>
       </w:r>
       <w:r>
-        <w:t>, se eligió este alojamiento.</w:t>
+        <w:t xml:space="preserve">, se eligió este alojamiento. </w:t>
       </w:r>
-    </w:p>
-    <w:p>
-      <w:pPr>
-        <w:jc w:val="both"/>
-      </w:pPr>
       <w:r>
         <w:rPr>
           <w:b/>
         </w:rPr>
-        <w:t>Solicitud</w:t>
+        <w:t>Solicitud:</w:t>
       </w:r>
       <w:r>
-        <w:t>: valorar conjuntamente la alternativa más adecuada (mantener el alojamiento estático confirmando la licencia de difusión de los documentos, o trasladar los PDF a un alojamiento con control de acceso compatible con la red del centro).</w:t>
+        <w:t xml:space="preserve"> valorar conjuntamente la alternativa más adecuada (mantenerlo confirmando la licencia de difusión de los documentos, o trasladar los PDF a un alojamiento con control de acceso compatible con la red).</w:t>
       </w:r>
     </w:p>
     <w:p>
@@ -1159,7 +1119,7 @@
         <w:t>Código auditable</w:t>
       </w:r>
       <w:r>
-        <w:t>: al estar autocontenida, Informática puede revisar su contenido.</w:t>
+        <w:t>.</w:t>
       </w:r>
     </w:p>
     <w:p>
@@ -1167,7 +1127,16 @@
         <w:pStyle w:val="ListBullet"/>
       </w:pPr>
       <w:r>
-        <w:t xml:space="preserve">Si se opta por adopción institucional, puede valorarse </w:t>
+        <w:t xml:space="preserve">Si se opta por la </w:t>
+      </w:r>
+      <w:r>
+        <w:rPr>
+          <w:b/>
+        </w:rPr>
+        <w:t>adopción institucional</w:t>
+      </w:r>
+      <w:r>
+        <w:t xml:space="preserve"> (Opción B ante Dirección), puede valorarse </w:t>
       </w:r>
       <w:r>
         <w:rPr>
@@ -1212,7 +1181,7 @@
         <w:t>Validación técnica y de seguridad</w:t>
       </w:r>
       <w:r>
-        <w:t xml:space="preserve"> de la herramienta para su uso asistencial.</w:t>
+        <w:t xml:space="preserve"> para su uso asistencial (requisito previo a la implantación del proyecto).</w:t>
       </w:r>
     </w:p>
     <w:p>
@@ -1226,7 +1195,7 @@
         <w:t>Confirmar la disponibilidad</w:t>
       </w:r>
       <w:r>
-        <w:t xml:space="preserve"> de los dominios necesarios en la red (</w:t>
+        <w:t xml:space="preserve"> de los dominios necesarios (</w:t>
       </w:r>
       <w:r>
         <w:rPr>
